--- a/docs/paper/LiteGTR_论文草稿.docx
+++ b/docs/paper/LiteGTR_论文草稿.docx
@@ -1317,7 +1317,7 @@
           <w:sz w:val="21"/>
           <w:szCs w:val="21"/>
         </w:rPr>
-        <w:t xml:space="preserve"> 为 IoU，取 α = 1、β = 6、每个真值取 top-13 候选。</w:t>
+        <w:t xml:space="preserve"> 为 IoU，取 α = 1、β = 6、每个真值取 top-13 候选。候选点必须位于真值框内部；在 640 输入下，边长小于 P2 步长（4 像素）的目标可能落在网格中心之间而没有任何候选点，按公开尺度统计估算约占全部真值的 9.5%，这些目标从未成为正样本，反而被当作背景训练。为此，对没有候选点的真值，我们把离其中心最近的 P2 网格点加入候选，并将其分类目标下限设为 0.1，使预测框尚未与之重叠时仍能获得回归梯度；其余真值的分配不受影响。</w:t>
       </w:r>
     </w:p>
     <w:p>

--- a/docs/paper/LiteGTR_论文草稿.docx
+++ b/docs/paper/LiteGTR_论文草稿.docx
@@ -1317,7 +1317,7 @@
           <w:sz w:val="21"/>
           <w:szCs w:val="21"/>
         </w:rPr>
-        <w:t xml:space="preserve"> 为 IoU，取 α = 1、β = 6、每个真值取 top-13 候选。候选点必须位于真值框内部；在 640 输入下，边长小于 P2 步长（4 像素）的目标可能落在网格中心之间而没有任何候选点，按公开尺度统计估算约占全部真值的 9.5%，这些目标从未成为正样本，反而被当作背景训练。为此，对没有候选点的真值，我们把离其中心最近的 P2 网格点加入候选，并将其分类目标下限设为 0.1，使预测框尚未与之重叠时仍能获得回归梯度；其余真值的分配不受影响。</w:t>
+        <w:t xml:space="preserve"> 为 IoU，取 α = 1、β = 6、每个真值取 top-13 候选。候选点必须位于真值框内部；在 640 输入下，边长小于 P2 步长（4 像素）的目标可能落在网格中心之间而没有任何候选点，按公开尺度统计估算约占全部真值的 9.5%，这些目标从未成为正样本，反而被当作背景训练。我们采用 YOLO26 的小目标感知分配（STAL）：仅在候选点选取时，把短于 8 像素的边以中心为基准扩展到 8 像素，回归目标仍为原始框；边长不小于 8 像素的真值，分配结果不变。</w:t>
       </w:r>
     </w:p>
     <w:p>
@@ -4899,7 +4899,7 @@
           <w:sz w:val="21"/>
           <w:szCs w:val="21"/>
         </w:rPr>
-        <w:t xml:space="preserve">。同量级模型的外部结果评测协议不一，单独标注。</w:t>
+        <w:t xml:space="preserve">。后处理与 RemDet、Ultralytics 的评测设置一致：分数阈值 0.001，每个位置可输出多个类别，按类别做 IoU 阈值 0.7 的 NMS，每图至多保留 300 个框。同量级模型的外部结果评测协议不一，单独标注。</w:t>
       </w:r>
     </w:p>
     <w:p>
